--- a/HƯỚNG DẪN CÀI ĐẶT.docx
+++ b/HƯỚNG DẪN CÀI ĐẶT.docx
@@ -518,7 +518,16 @@
           <w:szCs w:val="26"/>
           <w:lang w:val="vi-VN"/>
         </w:rPr>
-        <w:t>Lấy trong file “</w:t>
+        <w:t xml:space="preserve">Mở android -&gt; app -&gt; src -&gt;  main -&gt; </w:t>
+      </w:r>
+      <w:r>
+        <w:rPr>
+          <w:rFonts w:ascii="Times New Roman" w:hAnsi="Times New Roman" w:cs="Times New Roman"/>
+          <w:sz w:val="26"/>
+          <w:szCs w:val="26"/>
+          <w:lang w:val="vi-VN"/>
+        </w:rPr>
+        <w:t>“</w:t>
       </w:r>
       <w:r>
         <w:rPr>
@@ -529,79 +538,7 @@
           <w:szCs w:val="26"/>
           <w:lang w:val="vi-VN"/>
         </w:rPr>
-        <w:t xml:space="preserve">Máy </w:t>
-      </w:r>
-      <w:r>
-        <w:rPr>
-          <w:rFonts w:ascii="Times New Roman" w:hAnsi="Times New Roman" w:cs="Times New Roman"/>
-          <w:i/>
-          <w:iCs/>
-          <w:sz w:val="26"/>
-          <w:szCs w:val="26"/>
-          <w:lang w:val="vi-VN"/>
-        </w:rPr>
-        <w:t>A</w:t>
-      </w:r>
-      <w:r>
-        <w:rPr>
-          <w:rFonts w:ascii="Times New Roman" w:hAnsi="Times New Roman" w:cs="Times New Roman"/>
-          <w:i/>
-          <w:iCs/>
-          <w:sz w:val="26"/>
-          <w:szCs w:val="26"/>
-          <w:lang w:val="vi-VN"/>
-        </w:rPr>
-        <w:t>.docx</w:t>
-      </w:r>
-      <w:r>
-        <w:rPr>
-          <w:rFonts w:ascii="Times New Roman" w:hAnsi="Times New Roman" w:cs="Times New Roman"/>
-          <w:sz w:val="26"/>
-          <w:szCs w:val="26"/>
-          <w:lang w:val="vi-VN"/>
-        </w:rPr>
-        <w:t>”</w:t>
-      </w:r>
-    </w:p>
-    <w:p>
-      <w:pPr>
-        <w:rPr>
-          <w:rFonts w:ascii="Times New Roman" w:hAnsi="Times New Roman" w:cs="Times New Roman"/>
-          <w:sz w:val="26"/>
-          <w:szCs w:val="26"/>
-          <w:lang w:val="vi-VN"/>
-        </w:rPr>
-      </w:pPr>
-      <w:r>
-        <w:rPr>
-          <w:rFonts w:ascii="Times New Roman" w:hAnsi="Times New Roman" w:cs="Times New Roman"/>
-          <w:b/>
-          <w:bCs/>
-          <w:sz w:val="26"/>
-          <w:szCs w:val="26"/>
-          <w:lang w:val="vi-VN"/>
-        </w:rPr>
-        <w:t>Bước 3:</w:t>
-      </w:r>
-      <w:r>
-        <w:rPr>
-          <w:rFonts w:ascii="Times New Roman" w:hAnsi="Times New Roman" w:cs="Times New Roman"/>
-          <w:sz w:val="26"/>
-          <w:szCs w:val="26"/>
-          <w:lang w:val="vi-VN"/>
-        </w:rPr>
-        <w:t xml:space="preserve"> Tạo file “</w:t>
-      </w:r>
-      <w:r>
-        <w:rPr>
-          <w:rFonts w:ascii="Times New Roman" w:hAnsi="Times New Roman" w:cs="Times New Roman"/>
-          <w:i/>
-          <w:iCs/>
-          <w:sz w:val="26"/>
-          <w:szCs w:val="26"/>
-          <w:lang w:val="vi-VN"/>
-        </w:rPr>
-        <w:t>ServerDeviceA.dart</w:t>
+        <w:t>AndroidManifest.xml</w:t>
       </w:r>
       <w:r>
         <w:rPr>
@@ -634,7 +571,16 @@
           <w:szCs w:val="26"/>
           <w:lang w:val="vi-VN"/>
         </w:rPr>
-        <w:t>Copy code trong file “</w:t>
+        <w:t>Copy</w:t>
+      </w:r>
+      <w:r>
+        <w:rPr>
+          <w:rFonts w:ascii="Times New Roman" w:hAnsi="Times New Roman" w:cs="Times New Roman"/>
+          <w:sz w:val="26"/>
+          <w:szCs w:val="26"/>
+          <w:lang w:val="vi-VN"/>
+        </w:rPr>
+        <w:t xml:space="preserve"> trong file “</w:t>
       </w:r>
       <w:r>
         <w:rPr>
@@ -676,7 +622,25 @@
           <w:szCs w:val="26"/>
           <w:lang w:val="vi-VN"/>
         </w:rPr>
-        <w:t>” rồi paste vào file “</w:t>
+        <w:t>”</w:t>
+      </w:r>
+      <w:r>
+        <w:rPr>
+          <w:rFonts w:ascii="Times New Roman" w:hAnsi="Times New Roman" w:cs="Times New Roman"/>
+          <w:sz w:val="26"/>
+          <w:szCs w:val="26"/>
+          <w:lang w:val="vi-VN"/>
+        </w:rPr>
+        <w:t xml:space="preserve"> rồi paste vào </w:t>
+      </w:r>
+      <w:r>
+        <w:rPr>
+          <w:rFonts w:ascii="Times New Roman" w:hAnsi="Times New Roman" w:cs="Times New Roman"/>
+          <w:sz w:val="26"/>
+          <w:szCs w:val="26"/>
+          <w:lang w:val="vi-VN"/>
+        </w:rPr>
+        <w:t>“</w:t>
       </w:r>
       <w:r>
         <w:rPr>
@@ -687,7 +651,7 @@
           <w:szCs w:val="26"/>
           <w:lang w:val="vi-VN"/>
         </w:rPr>
-        <w:t>ServerDeviceA.dart</w:t>
+        <w:t>AndroidManifest.xml</w:t>
       </w:r>
       <w:r>
         <w:rPr>
@@ -697,6 +661,15 @@
           <w:lang w:val="vi-VN"/>
         </w:rPr>
         <w:t>”</w:t>
+      </w:r>
+      <w:r>
+        <w:rPr>
+          <w:rFonts w:ascii="Times New Roman" w:hAnsi="Times New Roman" w:cs="Times New Roman"/>
+          <w:sz w:val="26"/>
+          <w:szCs w:val="26"/>
+          <w:lang w:val="vi-VN"/>
+        </w:rPr>
+        <w:t>. Đặt trên &lt;application&gt;</w:t>
       </w:r>
     </w:p>
     <w:p>
@@ -717,16 +690,16 @@
           <w:szCs w:val="26"/>
           <w:lang w:val="vi-VN"/>
         </w:rPr>
-        <w:t>Bước 4:</w:t>
-      </w:r>
-      <w:r>
-        <w:rPr>
-          <w:rFonts w:ascii="Times New Roman" w:hAnsi="Times New Roman" w:cs="Times New Roman"/>
-          <w:sz w:val="26"/>
-          <w:szCs w:val="26"/>
-          <w:lang w:val="vi-VN"/>
-        </w:rPr>
-        <w:t xml:space="preserve"> Chỉnh sửa file “</w:t>
+        <w:t>Bước 3:</w:t>
+      </w:r>
+      <w:r>
+        <w:rPr>
+          <w:rFonts w:ascii="Times New Roman" w:hAnsi="Times New Roman" w:cs="Times New Roman"/>
+          <w:sz w:val="26"/>
+          <w:szCs w:val="26"/>
+          <w:lang w:val="vi-VN"/>
+        </w:rPr>
+        <w:t xml:space="preserve"> Tạo file “</w:t>
       </w:r>
       <w:r>
         <w:rPr>
@@ -737,7 +710,7 @@
           <w:szCs w:val="26"/>
           <w:lang w:val="vi-VN"/>
         </w:rPr>
-        <w:t>main.dart</w:t>
+        <w:t>ServerDeviceA.dart</w:t>
       </w:r>
       <w:r>
         <w:rPr>
@@ -770,11 +743,24 @@
           <w:szCs w:val="26"/>
           <w:lang w:val="vi-VN"/>
         </w:rPr>
-        <w:t xml:space="preserve">Copy code trong file “Máy </w:t>
-      </w:r>
-      <w:r>
-        <w:rPr>
-          <w:rFonts w:ascii="Times New Roman" w:hAnsi="Times New Roman" w:cs="Times New Roman"/>
+        <w:t>Copy code trong file “</w:t>
+      </w:r>
+      <w:r>
+        <w:rPr>
+          <w:rFonts w:ascii="Times New Roman" w:hAnsi="Times New Roman" w:cs="Times New Roman"/>
+          <w:i/>
+          <w:iCs/>
+          <w:sz w:val="26"/>
+          <w:szCs w:val="26"/>
+          <w:lang w:val="vi-VN"/>
+        </w:rPr>
+        <w:t xml:space="preserve">Máy </w:t>
+      </w:r>
+      <w:r>
+        <w:rPr>
+          <w:rFonts w:ascii="Times New Roman" w:hAnsi="Times New Roman" w:cs="Times New Roman"/>
+          <w:i/>
+          <w:iCs/>
           <w:sz w:val="26"/>
           <w:szCs w:val="26"/>
           <w:lang w:val="vi-VN"/>
@@ -784,43 +770,54 @@
       <w:r>
         <w:rPr>
           <w:rFonts w:ascii="Times New Roman" w:hAnsi="Times New Roman" w:cs="Times New Roman"/>
-          <w:sz w:val="26"/>
-          <w:szCs w:val="26"/>
-          <w:lang w:val="vi-VN"/>
-        </w:rPr>
-        <w:t>.docx” rồi paste vào</w:t>
-      </w:r>
-      <w:r>
-        <w:rPr>
-          <w:rFonts w:ascii="Times New Roman" w:hAnsi="Times New Roman" w:cs="Times New Roman"/>
-          <w:sz w:val="26"/>
-          <w:szCs w:val="26"/>
-          <w:lang w:val="vi-VN"/>
-        </w:rPr>
-        <w:t xml:space="preserve"> </w:t>
-      </w:r>
-      <w:r>
-        <w:rPr>
-          <w:rFonts w:ascii="Times New Roman" w:hAnsi="Times New Roman" w:cs="Times New Roman"/>
-          <w:sz w:val="26"/>
-          <w:szCs w:val="26"/>
-          <w:lang w:val="vi-VN"/>
-        </w:rPr>
-        <w:t>file “main.dart”</w:t>
-      </w:r>
-    </w:p>
-    <w:p>
-      <w:pPr>
-        <w:rPr>
-          <w:rFonts w:ascii="Times New Roman" w:hAnsi="Times New Roman" w:cs="Times New Roman"/>
-          <w:sz w:val="26"/>
-          <w:szCs w:val="26"/>
-          <w:lang w:val="vi-VN"/>
-        </w:rPr>
-      </w:pPr>
-    </w:p>
-    <w:p>
-      <w:pPr>
+          <w:i/>
+          <w:iCs/>
+          <w:sz w:val="26"/>
+          <w:szCs w:val="26"/>
+          <w:lang w:val="vi-VN"/>
+        </w:rPr>
+        <w:t>.docx</w:t>
+      </w:r>
+      <w:r>
+        <w:rPr>
+          <w:rFonts w:ascii="Times New Roman" w:hAnsi="Times New Roman" w:cs="Times New Roman"/>
+          <w:sz w:val="26"/>
+          <w:szCs w:val="26"/>
+          <w:lang w:val="vi-VN"/>
+        </w:rPr>
+        <w:t>” rồi paste vào file “</w:t>
+      </w:r>
+      <w:r>
+        <w:rPr>
+          <w:rFonts w:ascii="Times New Roman" w:hAnsi="Times New Roman" w:cs="Times New Roman"/>
+          <w:i/>
+          <w:iCs/>
+          <w:sz w:val="26"/>
+          <w:szCs w:val="26"/>
+          <w:lang w:val="vi-VN"/>
+        </w:rPr>
+        <w:t>ServerDeviceA.dart</w:t>
+      </w:r>
+      <w:r>
+        <w:rPr>
+          <w:rFonts w:ascii="Times New Roman" w:hAnsi="Times New Roman" w:cs="Times New Roman"/>
+          <w:sz w:val="26"/>
+          <w:szCs w:val="26"/>
+          <w:lang w:val="vi-VN"/>
+        </w:rPr>
+        <w:t>”</w:t>
+      </w:r>
+    </w:p>
+    <w:p>
+      <w:pPr>
+        <w:rPr>
+          <w:rFonts w:ascii="Times New Roman" w:hAnsi="Times New Roman" w:cs="Times New Roman"/>
+          <w:sz w:val="26"/>
+          <w:szCs w:val="26"/>
+          <w:lang w:val="vi-VN"/>
+        </w:rPr>
+      </w:pPr>
+      <w:r>
         <w:rPr>
           <w:rFonts w:ascii="Times New Roman" w:hAnsi="Times New Roman" w:cs="Times New Roman"/>
           <w:b/>
@@ -829,143 +826,16 @@
           <w:szCs w:val="26"/>
           <w:lang w:val="vi-VN"/>
         </w:rPr>
-      </w:pPr>
-    </w:p>
-    <w:p>
-      <w:pPr>
-        <w:rPr>
-          <w:rFonts w:ascii="Times New Roman" w:hAnsi="Times New Roman" w:cs="Times New Roman"/>
-          <w:b/>
-          <w:bCs/>
-          <w:sz w:val="26"/>
-          <w:szCs w:val="26"/>
-          <w:lang w:val="vi-VN"/>
-        </w:rPr>
-      </w:pPr>
-    </w:p>
-    <w:p>
-      <w:pPr>
-        <w:rPr>
-          <w:rFonts w:ascii="Times New Roman" w:hAnsi="Times New Roman" w:cs="Times New Roman"/>
-          <w:b/>
-          <w:bCs/>
-          <w:sz w:val="26"/>
-          <w:szCs w:val="26"/>
-          <w:lang w:val="vi-VN"/>
-        </w:rPr>
-      </w:pPr>
-    </w:p>
-    <w:p>
-      <w:pPr>
-        <w:rPr>
-          <w:rFonts w:ascii="Times New Roman" w:hAnsi="Times New Roman" w:cs="Times New Roman"/>
-          <w:b/>
-          <w:bCs/>
-          <w:sz w:val="26"/>
-          <w:szCs w:val="26"/>
-          <w:lang w:val="vi-VN"/>
-        </w:rPr>
-      </w:pPr>
-    </w:p>
-    <w:p>
-      <w:pPr>
-        <w:rPr>
-          <w:rFonts w:ascii="Times New Roman" w:hAnsi="Times New Roman" w:cs="Times New Roman"/>
-          <w:b/>
-          <w:bCs/>
-          <w:sz w:val="26"/>
-          <w:szCs w:val="26"/>
-          <w:lang w:val="vi-VN"/>
-        </w:rPr>
-      </w:pPr>
-    </w:p>
-    <w:p>
-      <w:pPr>
-        <w:rPr>
-          <w:rFonts w:ascii="Times New Roman" w:hAnsi="Times New Roman" w:cs="Times New Roman"/>
-          <w:b/>
-          <w:bCs/>
-          <w:sz w:val="26"/>
-          <w:szCs w:val="26"/>
-          <w:lang w:val="vi-VN"/>
-        </w:rPr>
-      </w:pPr>
-    </w:p>
-    <w:p>
-      <w:pPr>
-        <w:rPr>
-          <w:rFonts w:ascii="Times New Roman" w:hAnsi="Times New Roman" w:cs="Times New Roman"/>
-          <w:b/>
-          <w:bCs/>
-          <w:sz w:val="26"/>
-          <w:szCs w:val="26"/>
-          <w:lang w:val="vi-VN"/>
-        </w:rPr>
-      </w:pPr>
-    </w:p>
-    <w:p>
-      <w:pPr>
-        <w:rPr>
-          <w:rFonts w:ascii="Times New Roman" w:hAnsi="Times New Roman" w:cs="Times New Roman"/>
-          <w:b/>
-          <w:bCs/>
-          <w:sz w:val="26"/>
-          <w:szCs w:val="26"/>
-          <w:lang w:val="vi-VN"/>
-        </w:rPr>
-      </w:pPr>
-      <w:r>
-        <w:rPr>
-          <w:rFonts w:ascii="Times New Roman" w:hAnsi="Times New Roman" w:cs="Times New Roman"/>
-          <w:b/>
-          <w:bCs/>
-          <w:sz w:val="26"/>
-          <w:szCs w:val="26"/>
-          <w:lang w:val="vi-VN"/>
-        </w:rPr>
-        <w:lastRenderedPageBreak/>
-        <w:t>MÁY B</w:t>
-      </w:r>
-    </w:p>
-    <w:p>
-      <w:pPr>
-        <w:rPr>
-          <w:rFonts w:ascii="Times New Roman" w:hAnsi="Times New Roman" w:cs="Times New Roman"/>
-          <w:sz w:val="26"/>
-          <w:szCs w:val="26"/>
-          <w:lang w:val="vi-VN"/>
-        </w:rPr>
-      </w:pPr>
-      <w:r>
-        <w:rPr>
-          <w:rFonts w:ascii="Times New Roman" w:hAnsi="Times New Roman" w:cs="Times New Roman"/>
-          <w:b/>
-          <w:bCs/>
-          <w:sz w:val="26"/>
-          <w:szCs w:val="26"/>
-          <w:lang w:val="vi-VN"/>
-        </w:rPr>
-        <w:t xml:space="preserve">Bước </w:t>
-      </w:r>
-      <w:r>
-        <w:rPr>
-          <w:rFonts w:ascii="Times New Roman" w:hAnsi="Times New Roman" w:cs="Times New Roman"/>
-          <w:b/>
-          <w:bCs/>
-          <w:sz w:val="26"/>
-          <w:szCs w:val="26"/>
-          <w:lang w:val="vi-VN"/>
-        </w:rPr>
-        <w:t>1:</w:t>
-      </w:r>
-      <w:r>
-        <w:rPr>
-          <w:rFonts w:ascii="Times New Roman" w:hAnsi="Times New Roman" w:cs="Times New Roman"/>
-          <w:sz w:val="26"/>
-          <w:szCs w:val="26"/>
-          <w:lang w:val="vi-VN"/>
-        </w:rPr>
-        <w:t xml:space="preserve"> Cài đặt thư viện vào file “</w:t>
+        <w:t>Bước 4:</w:t>
+      </w:r>
+      <w:r>
+        <w:rPr>
+          <w:rFonts w:ascii="Times New Roman" w:hAnsi="Times New Roman" w:cs="Times New Roman"/>
+          <w:sz w:val="26"/>
+          <w:szCs w:val="26"/>
+          <w:lang w:val="vi-VN"/>
+        </w:rPr>
+        <w:t xml:space="preserve"> Chỉnh sửa file “</w:t>
       </w:r>
       <w:r>
         <w:rPr>
@@ -976,7 +846,7 @@
           <w:szCs w:val="26"/>
           <w:lang w:val="vi-VN"/>
         </w:rPr>
-        <w:t>pubspec.yaml</w:t>
+        <w:t>main.dart</w:t>
       </w:r>
       <w:r>
         <w:rPr>
@@ -1009,7 +879,201 @@
           <w:szCs w:val="26"/>
           <w:lang w:val="vi-VN"/>
         </w:rPr>
-        <w:t>Sử dụng thư viện có sẵn trong file “</w:t>
+        <w:t xml:space="preserve">Copy code trong file “Máy </w:t>
+      </w:r>
+      <w:r>
+        <w:rPr>
+          <w:rFonts w:ascii="Times New Roman" w:hAnsi="Times New Roman" w:cs="Times New Roman"/>
+          <w:sz w:val="26"/>
+          <w:szCs w:val="26"/>
+          <w:lang w:val="vi-VN"/>
+        </w:rPr>
+        <w:t>A</w:t>
+      </w:r>
+      <w:r>
+        <w:rPr>
+          <w:rFonts w:ascii="Times New Roman" w:hAnsi="Times New Roman" w:cs="Times New Roman"/>
+          <w:sz w:val="26"/>
+          <w:szCs w:val="26"/>
+          <w:lang w:val="vi-VN"/>
+        </w:rPr>
+        <w:t>.docx” rồi paste vào</w:t>
+      </w:r>
+      <w:r>
+        <w:rPr>
+          <w:rFonts w:ascii="Times New Roman" w:hAnsi="Times New Roman" w:cs="Times New Roman"/>
+          <w:sz w:val="26"/>
+          <w:szCs w:val="26"/>
+          <w:lang w:val="vi-VN"/>
+        </w:rPr>
+        <w:t xml:space="preserve"> </w:t>
+      </w:r>
+      <w:r>
+        <w:rPr>
+          <w:rFonts w:ascii="Times New Roman" w:hAnsi="Times New Roman" w:cs="Times New Roman"/>
+          <w:sz w:val="26"/>
+          <w:szCs w:val="26"/>
+          <w:lang w:val="vi-VN"/>
+        </w:rPr>
+        <w:t>file “main.dart”</w:t>
+      </w:r>
+    </w:p>
+    <w:p>
+      <w:pPr>
+        <w:rPr>
+          <w:rFonts w:ascii="Times New Roman" w:hAnsi="Times New Roman" w:cs="Times New Roman"/>
+          <w:sz w:val="26"/>
+          <w:szCs w:val="26"/>
+          <w:lang w:val="vi-VN"/>
+        </w:rPr>
+      </w:pPr>
+    </w:p>
+    <w:p>
+      <w:pPr>
+        <w:rPr>
+          <w:rFonts w:ascii="Times New Roman" w:hAnsi="Times New Roman" w:cs="Times New Roman"/>
+          <w:b/>
+          <w:bCs/>
+          <w:sz w:val="26"/>
+          <w:szCs w:val="26"/>
+          <w:lang w:val="vi-VN"/>
+        </w:rPr>
+      </w:pPr>
+    </w:p>
+    <w:p>
+      <w:pPr>
+        <w:rPr>
+          <w:rFonts w:ascii="Times New Roman" w:hAnsi="Times New Roman" w:cs="Times New Roman"/>
+          <w:b/>
+          <w:bCs/>
+          <w:sz w:val="26"/>
+          <w:szCs w:val="26"/>
+          <w:lang w:val="vi-VN"/>
+        </w:rPr>
+      </w:pPr>
+    </w:p>
+    <w:p>
+      <w:pPr>
+        <w:rPr>
+          <w:rFonts w:ascii="Times New Roman" w:hAnsi="Times New Roman" w:cs="Times New Roman"/>
+          <w:b/>
+          <w:bCs/>
+          <w:sz w:val="26"/>
+          <w:szCs w:val="26"/>
+          <w:lang w:val="vi-VN"/>
+        </w:rPr>
+      </w:pPr>
+    </w:p>
+    <w:p>
+      <w:pPr>
+        <w:rPr>
+          <w:rFonts w:ascii="Times New Roman" w:hAnsi="Times New Roman" w:cs="Times New Roman"/>
+          <w:b/>
+          <w:bCs/>
+          <w:sz w:val="26"/>
+          <w:szCs w:val="26"/>
+          <w:lang w:val="vi-VN"/>
+        </w:rPr>
+      </w:pPr>
+    </w:p>
+    <w:p>
+      <w:pPr>
+        <w:rPr>
+          <w:rFonts w:ascii="Times New Roman" w:hAnsi="Times New Roman" w:cs="Times New Roman"/>
+          <w:b/>
+          <w:bCs/>
+          <w:sz w:val="26"/>
+          <w:szCs w:val="26"/>
+          <w:lang w:val="vi-VN"/>
+        </w:rPr>
+      </w:pPr>
+    </w:p>
+    <w:p>
+      <w:pPr>
+        <w:rPr>
+          <w:rFonts w:ascii="Times New Roman" w:hAnsi="Times New Roman" w:cs="Times New Roman"/>
+          <w:b/>
+          <w:bCs/>
+          <w:sz w:val="26"/>
+          <w:szCs w:val="26"/>
+          <w:lang w:val="vi-VN"/>
+        </w:rPr>
+      </w:pPr>
+    </w:p>
+    <w:p>
+      <w:pPr>
+        <w:rPr>
+          <w:rFonts w:ascii="Times New Roman" w:hAnsi="Times New Roman" w:cs="Times New Roman"/>
+          <w:b/>
+          <w:bCs/>
+          <w:sz w:val="26"/>
+          <w:szCs w:val="26"/>
+          <w:lang w:val="vi-VN"/>
+        </w:rPr>
+      </w:pPr>
+    </w:p>
+    <w:p>
+      <w:pPr>
+        <w:rPr>
+          <w:rFonts w:ascii="Times New Roman" w:hAnsi="Times New Roman" w:cs="Times New Roman"/>
+          <w:b/>
+          <w:bCs/>
+          <w:sz w:val="26"/>
+          <w:szCs w:val="26"/>
+          <w:lang w:val="vi-VN"/>
+        </w:rPr>
+      </w:pPr>
+      <w:r>
+        <w:rPr>
+          <w:rFonts w:ascii="Times New Roman" w:hAnsi="Times New Roman" w:cs="Times New Roman"/>
+          <w:b/>
+          <w:bCs/>
+          <w:sz w:val="26"/>
+          <w:szCs w:val="26"/>
+          <w:lang w:val="vi-VN"/>
+        </w:rPr>
+        <w:t>MÁY B</w:t>
+      </w:r>
+    </w:p>
+    <w:p>
+      <w:pPr>
+        <w:rPr>
+          <w:rFonts w:ascii="Times New Roman" w:hAnsi="Times New Roman" w:cs="Times New Roman"/>
+          <w:sz w:val="26"/>
+          <w:szCs w:val="26"/>
+          <w:lang w:val="vi-VN"/>
+        </w:rPr>
+      </w:pPr>
+      <w:r>
+        <w:rPr>
+          <w:rFonts w:ascii="Times New Roman" w:hAnsi="Times New Roman" w:cs="Times New Roman"/>
+          <w:b/>
+          <w:bCs/>
+          <w:sz w:val="26"/>
+          <w:szCs w:val="26"/>
+          <w:lang w:val="vi-VN"/>
+        </w:rPr>
+        <w:t xml:space="preserve">Bước </w:t>
+      </w:r>
+      <w:r>
+        <w:rPr>
+          <w:rFonts w:ascii="Times New Roman" w:hAnsi="Times New Roman" w:cs="Times New Roman"/>
+          <w:b/>
+          <w:bCs/>
+          <w:sz w:val="26"/>
+          <w:szCs w:val="26"/>
+          <w:lang w:val="vi-VN"/>
+        </w:rPr>
+        <w:t>1:</w:t>
+      </w:r>
+      <w:r>
+        <w:rPr>
+          <w:rFonts w:ascii="Times New Roman" w:hAnsi="Times New Roman" w:cs="Times New Roman"/>
+          <w:sz w:val="26"/>
+          <w:szCs w:val="26"/>
+          <w:lang w:val="vi-VN"/>
+        </w:rPr>
+        <w:t xml:space="preserve"> Cài đặt thư viện vào file “</w:t>
       </w:r>
       <w:r>
         <w:rPr>
@@ -1020,7 +1084,7 @@
           <w:szCs w:val="26"/>
           <w:lang w:val="vi-VN"/>
         </w:rPr>
-        <w:t>Máy B.docx</w:t>
+        <w:t>pubspec.yaml</w:t>
       </w:r>
       <w:r>
         <w:rPr>
@@ -1053,223 +1117,19 @@
           <w:szCs w:val="26"/>
           <w:lang w:val="vi-VN"/>
         </w:rPr>
-        <w:t xml:space="preserve">Copy phần thư viện rồi </w:t>
-      </w:r>
-      <w:r>
-        <w:rPr>
-          <w:rFonts w:ascii="Times New Roman" w:hAnsi="Times New Roman" w:cs="Times New Roman"/>
-          <w:sz w:val="26"/>
-          <w:szCs w:val="26"/>
-          <w:lang w:val="vi-VN"/>
-        </w:rPr>
-        <w:t>Paste dưới phần</w:t>
-      </w:r>
-    </w:p>
-    <w:p>
-      <w:pPr>
-        <w:pStyle w:val="ListParagraph"/>
-        <w:rPr>
-          <w:rFonts w:ascii="Times New Roman" w:hAnsi="Times New Roman" w:cs="Times New Roman"/>
-          <w:sz w:val="26"/>
-          <w:szCs w:val="26"/>
-          <w:lang w:val="vi-VN"/>
-        </w:rPr>
-      </w:pPr>
-    </w:p>
-    <w:p>
-      <w:pPr>
-        <w:pStyle w:val="ListParagraph"/>
-        <w:rPr>
-          <w:rFonts w:ascii="Times New Roman" w:hAnsi="Times New Roman" w:cs="Times New Roman"/>
-          <w:sz w:val="26"/>
-          <w:szCs w:val="26"/>
-          <w:lang w:val="vi-VN"/>
-        </w:rPr>
-      </w:pPr>
-      <w:r>
-        <w:rPr>
-          <w:rFonts w:ascii="Times New Roman" w:hAnsi="Times New Roman" w:cs="Times New Roman"/>
-          <w:sz w:val="26"/>
-          <w:szCs w:val="26"/>
-          <w:lang w:val="vi-VN"/>
-        </w:rPr>
-        <w:t>“</w:t>
-      </w:r>
-    </w:p>
-    <w:p>
-      <w:pPr>
-        <w:pStyle w:val="ListParagraph"/>
-        <w:rPr>
-          <w:rFonts w:ascii="Times New Roman" w:hAnsi="Times New Roman" w:cs="Times New Roman"/>
-          <w:sz w:val="26"/>
-          <w:szCs w:val="26"/>
-          <w:lang w:val="vi-VN"/>
-        </w:rPr>
-      </w:pPr>
-      <w:r>
-        <w:rPr>
-          <w:rFonts w:ascii="Times New Roman" w:hAnsi="Times New Roman" w:cs="Times New Roman"/>
-          <w:sz w:val="26"/>
-          <w:szCs w:val="26"/>
-          <w:lang w:val="vi-VN"/>
-        </w:rPr>
-        <w:t>dependencies:</w:t>
-      </w:r>
-    </w:p>
-    <w:p>
-      <w:pPr>
-        <w:pStyle w:val="ListParagraph"/>
-        <w:rPr>
-          <w:rFonts w:ascii="Times New Roman" w:hAnsi="Times New Roman" w:cs="Times New Roman"/>
-          <w:sz w:val="26"/>
-          <w:szCs w:val="26"/>
-          <w:lang w:val="vi-VN"/>
-        </w:rPr>
-      </w:pPr>
-      <w:r>
-        <w:rPr>
-          <w:rFonts w:ascii="Times New Roman" w:hAnsi="Times New Roman" w:cs="Times New Roman"/>
-          <w:sz w:val="26"/>
-          <w:szCs w:val="26"/>
-          <w:lang w:val="vi-VN"/>
-        </w:rPr>
-        <w:t xml:space="preserve">  flutter:</w:t>
-      </w:r>
-    </w:p>
-    <w:p>
-      <w:pPr>
-        <w:pStyle w:val="ListParagraph"/>
-        <w:rPr>
-          <w:rFonts w:ascii="Times New Roman" w:hAnsi="Times New Roman" w:cs="Times New Roman"/>
-          <w:sz w:val="26"/>
-          <w:szCs w:val="26"/>
-          <w:lang w:val="vi-VN"/>
-        </w:rPr>
-      </w:pPr>
-      <w:r>
-        <w:rPr>
-          <w:rFonts w:ascii="Times New Roman" w:hAnsi="Times New Roman" w:cs="Times New Roman"/>
-          <w:sz w:val="26"/>
-          <w:szCs w:val="26"/>
-          <w:lang w:val="vi-VN"/>
-        </w:rPr>
-        <w:t xml:space="preserve">    sdk: flutter</w:t>
-      </w:r>
-    </w:p>
-    <w:p>
-      <w:pPr>
-        <w:pStyle w:val="ListParagraph"/>
-        <w:rPr>
-          <w:rFonts w:ascii="Times New Roman" w:hAnsi="Times New Roman" w:cs="Times New Roman"/>
-          <w:sz w:val="26"/>
-          <w:szCs w:val="26"/>
-          <w:lang w:val="vi-VN"/>
-        </w:rPr>
-      </w:pPr>
-    </w:p>
-    <w:p>
-      <w:pPr>
-        <w:pStyle w:val="ListParagraph"/>
-        <w:rPr>
-          <w:rFonts w:ascii="Times New Roman" w:hAnsi="Times New Roman" w:cs="Times New Roman"/>
-          <w:sz w:val="26"/>
-          <w:szCs w:val="26"/>
-          <w:lang w:val="vi-VN"/>
-        </w:rPr>
-      </w:pPr>
-      <w:r>
-        <w:rPr>
-          <w:rFonts w:ascii="Times New Roman" w:hAnsi="Times New Roman" w:cs="Times New Roman"/>
-          <w:sz w:val="26"/>
-          <w:szCs w:val="26"/>
-          <w:lang w:val="vi-VN"/>
-        </w:rPr>
-        <w:t xml:space="preserve">  # The following adds the Cupertino Icons font to your application.</w:t>
-      </w:r>
-    </w:p>
-    <w:p>
-      <w:pPr>
-        <w:pStyle w:val="ListParagraph"/>
-        <w:rPr>
-          <w:rFonts w:ascii="Times New Roman" w:hAnsi="Times New Roman" w:cs="Times New Roman"/>
-          <w:sz w:val="26"/>
-          <w:szCs w:val="26"/>
-          <w:lang w:val="vi-VN"/>
-        </w:rPr>
-      </w:pPr>
-      <w:r>
-        <w:rPr>
-          <w:rFonts w:ascii="Times New Roman" w:hAnsi="Times New Roman" w:cs="Times New Roman"/>
-          <w:sz w:val="26"/>
-          <w:szCs w:val="26"/>
-          <w:lang w:val="vi-VN"/>
-        </w:rPr>
-        <w:t xml:space="preserve">  # Use with the CupertinoIcons class for iOS style icons.</w:t>
-      </w:r>
-    </w:p>
-    <w:p>
-      <w:pPr>
-        <w:pStyle w:val="ListParagraph"/>
-        <w:rPr>
-          <w:rFonts w:ascii="Times New Roman" w:hAnsi="Times New Roman" w:cs="Times New Roman"/>
-          <w:sz w:val="26"/>
-          <w:szCs w:val="26"/>
-          <w:lang w:val="vi-VN"/>
-        </w:rPr>
-      </w:pPr>
-      <w:r>
-        <w:rPr>
-          <w:rFonts w:ascii="Times New Roman" w:hAnsi="Times New Roman" w:cs="Times New Roman"/>
-          <w:sz w:val="26"/>
-          <w:szCs w:val="26"/>
-          <w:lang w:val="vi-VN"/>
-        </w:rPr>
-        <w:t xml:space="preserve">  cupertino_icons: ^1.0.8</w:t>
-      </w:r>
-    </w:p>
-    <w:p>
-      <w:pPr>
-        <w:pStyle w:val="ListParagraph"/>
-        <w:rPr>
-          <w:rFonts w:ascii="Times New Roman" w:hAnsi="Times New Roman" w:cs="Times New Roman"/>
-          <w:b/>
-          <w:bCs/>
-          <w:sz w:val="26"/>
-          <w:szCs w:val="26"/>
-          <w:lang w:val="vi-VN"/>
-        </w:rPr>
-      </w:pPr>
-      <w:r>
-        <w:rPr>
-          <w:rFonts w:ascii="Times New Roman" w:hAnsi="Times New Roman" w:cs="Times New Roman"/>
-          <w:sz w:val="26"/>
-          <w:szCs w:val="26"/>
-          <w:lang w:val="vi-VN"/>
-        </w:rPr>
-        <w:t xml:space="preserve">  </w:t>
-      </w:r>
-      <w:r>
-        <w:rPr>
-          <w:rFonts w:ascii="Times New Roman" w:hAnsi="Times New Roman" w:cs="Times New Roman"/>
-          <w:b/>
-          <w:bCs/>
-          <w:sz w:val="26"/>
-          <w:szCs w:val="26"/>
-          <w:lang w:val="vi-VN"/>
-        </w:rPr>
-        <w:t>“đặt phần thư viện vào”</w:t>
-      </w:r>
-    </w:p>
-    <w:p>
-      <w:pPr>
-        <w:pStyle w:val="ListParagraph"/>
-        <w:rPr>
-          <w:rFonts w:ascii="Times New Roman" w:hAnsi="Times New Roman" w:cs="Times New Roman"/>
-          <w:sz w:val="26"/>
-          <w:szCs w:val="26"/>
-          <w:lang w:val="vi-VN"/>
-        </w:rPr>
-      </w:pPr>
+        <w:t>Sử dụng thư viện có sẵn trong file “</w:t>
+      </w:r>
+      <w:r>
+        <w:rPr>
+          <w:rFonts w:ascii="Times New Roman" w:hAnsi="Times New Roman" w:cs="Times New Roman"/>
+          <w:i/>
+          <w:iCs/>
+          <w:sz w:val="26"/>
+          <w:szCs w:val="26"/>
+          <w:lang w:val="vi-VN"/>
+        </w:rPr>
+        <w:t>Máy B.docx</w:t>
+      </w:r>
       <w:r>
         <w:rPr>
           <w:rFonts w:ascii="Times New Roman" w:hAnsi="Times New Roman" w:cs="Times New Roman"/>
@@ -1301,19 +1161,183 @@
           <w:szCs w:val="26"/>
           <w:lang w:val="vi-VN"/>
         </w:rPr>
-        <w:t xml:space="preserve">Tiếp theo, Nhấn Pub get </w:t>
-      </w:r>
-    </w:p>
-    <w:p>
-      <w:pPr>
-        <w:rPr>
-          <w:rFonts w:ascii="Times New Roman" w:hAnsi="Times New Roman" w:cs="Times New Roman"/>
-          <w:sz w:val="26"/>
-          <w:szCs w:val="26"/>
-          <w:lang w:val="vi-VN"/>
-        </w:rPr>
-      </w:pPr>
-      <w:r>
+        <w:t xml:space="preserve">Copy phần thư viện rồi </w:t>
+      </w:r>
+      <w:r>
+        <w:rPr>
+          <w:rFonts w:ascii="Times New Roman" w:hAnsi="Times New Roman" w:cs="Times New Roman"/>
+          <w:sz w:val="26"/>
+          <w:szCs w:val="26"/>
+          <w:lang w:val="vi-VN"/>
+        </w:rPr>
+        <w:t>Paste dưới phần</w:t>
+      </w:r>
+    </w:p>
+    <w:p>
+      <w:pPr>
+        <w:pStyle w:val="ListParagraph"/>
+        <w:rPr>
+          <w:rFonts w:ascii="Times New Roman" w:hAnsi="Times New Roman" w:cs="Times New Roman"/>
+          <w:sz w:val="26"/>
+          <w:szCs w:val="26"/>
+          <w:lang w:val="vi-VN"/>
+        </w:rPr>
+      </w:pPr>
+    </w:p>
+    <w:p>
+      <w:pPr>
+        <w:pStyle w:val="ListParagraph"/>
+        <w:rPr>
+          <w:rFonts w:ascii="Times New Roman" w:hAnsi="Times New Roman" w:cs="Times New Roman"/>
+          <w:sz w:val="26"/>
+          <w:szCs w:val="26"/>
+          <w:lang w:val="vi-VN"/>
+        </w:rPr>
+      </w:pPr>
+      <w:r>
+        <w:rPr>
+          <w:rFonts w:ascii="Times New Roman" w:hAnsi="Times New Roman" w:cs="Times New Roman"/>
+          <w:sz w:val="26"/>
+          <w:szCs w:val="26"/>
+          <w:lang w:val="vi-VN"/>
+        </w:rPr>
+        <w:t>“</w:t>
+      </w:r>
+    </w:p>
+    <w:p>
+      <w:pPr>
+        <w:pStyle w:val="ListParagraph"/>
+        <w:rPr>
+          <w:rFonts w:ascii="Times New Roman" w:hAnsi="Times New Roman" w:cs="Times New Roman"/>
+          <w:sz w:val="26"/>
+          <w:szCs w:val="26"/>
+          <w:lang w:val="vi-VN"/>
+        </w:rPr>
+      </w:pPr>
+      <w:r>
+        <w:rPr>
+          <w:rFonts w:ascii="Times New Roman" w:hAnsi="Times New Roman" w:cs="Times New Roman"/>
+          <w:sz w:val="26"/>
+          <w:szCs w:val="26"/>
+          <w:lang w:val="vi-VN"/>
+        </w:rPr>
+        <w:t>dependencies:</w:t>
+      </w:r>
+    </w:p>
+    <w:p>
+      <w:pPr>
+        <w:pStyle w:val="ListParagraph"/>
+        <w:rPr>
+          <w:rFonts w:ascii="Times New Roman" w:hAnsi="Times New Roman" w:cs="Times New Roman"/>
+          <w:sz w:val="26"/>
+          <w:szCs w:val="26"/>
+          <w:lang w:val="vi-VN"/>
+        </w:rPr>
+      </w:pPr>
+      <w:r>
+        <w:rPr>
+          <w:rFonts w:ascii="Times New Roman" w:hAnsi="Times New Roman" w:cs="Times New Roman"/>
+          <w:sz w:val="26"/>
+          <w:szCs w:val="26"/>
+          <w:lang w:val="vi-VN"/>
+        </w:rPr>
+        <w:t xml:space="preserve">  flutter:</w:t>
+      </w:r>
+    </w:p>
+    <w:p>
+      <w:pPr>
+        <w:pStyle w:val="ListParagraph"/>
+        <w:rPr>
+          <w:rFonts w:ascii="Times New Roman" w:hAnsi="Times New Roman" w:cs="Times New Roman"/>
+          <w:sz w:val="26"/>
+          <w:szCs w:val="26"/>
+          <w:lang w:val="vi-VN"/>
+        </w:rPr>
+      </w:pPr>
+      <w:r>
+        <w:rPr>
+          <w:rFonts w:ascii="Times New Roman" w:hAnsi="Times New Roman" w:cs="Times New Roman"/>
+          <w:sz w:val="26"/>
+          <w:szCs w:val="26"/>
+          <w:lang w:val="vi-VN"/>
+        </w:rPr>
+        <w:t xml:space="preserve">    sdk: flutter</w:t>
+      </w:r>
+    </w:p>
+    <w:p>
+      <w:pPr>
+        <w:pStyle w:val="ListParagraph"/>
+        <w:rPr>
+          <w:rFonts w:ascii="Times New Roman" w:hAnsi="Times New Roman" w:cs="Times New Roman"/>
+          <w:sz w:val="26"/>
+          <w:szCs w:val="26"/>
+          <w:lang w:val="vi-VN"/>
+        </w:rPr>
+      </w:pPr>
+    </w:p>
+    <w:p>
+      <w:pPr>
+        <w:pStyle w:val="ListParagraph"/>
+        <w:rPr>
+          <w:rFonts w:ascii="Times New Roman" w:hAnsi="Times New Roman" w:cs="Times New Roman"/>
+          <w:sz w:val="26"/>
+          <w:szCs w:val="26"/>
+          <w:lang w:val="vi-VN"/>
+        </w:rPr>
+      </w:pPr>
+      <w:r>
+        <w:rPr>
+          <w:rFonts w:ascii="Times New Roman" w:hAnsi="Times New Roman" w:cs="Times New Roman"/>
+          <w:sz w:val="26"/>
+          <w:szCs w:val="26"/>
+          <w:lang w:val="vi-VN"/>
+        </w:rPr>
+        <w:t xml:space="preserve">  # The following adds the Cupertino Icons font to your application.</w:t>
+      </w:r>
+    </w:p>
+    <w:p>
+      <w:pPr>
+        <w:pStyle w:val="ListParagraph"/>
+        <w:rPr>
+          <w:rFonts w:ascii="Times New Roman" w:hAnsi="Times New Roman" w:cs="Times New Roman"/>
+          <w:sz w:val="26"/>
+          <w:szCs w:val="26"/>
+          <w:lang w:val="vi-VN"/>
+        </w:rPr>
+      </w:pPr>
+      <w:r>
+        <w:rPr>
+          <w:rFonts w:ascii="Times New Roman" w:hAnsi="Times New Roman" w:cs="Times New Roman"/>
+          <w:sz w:val="26"/>
+          <w:szCs w:val="26"/>
+          <w:lang w:val="vi-VN"/>
+        </w:rPr>
+        <w:t xml:space="preserve">  # Use with the CupertinoIcons class for iOS style icons.</w:t>
+      </w:r>
+    </w:p>
+    <w:p>
+      <w:pPr>
+        <w:pStyle w:val="ListParagraph"/>
+        <w:rPr>
+          <w:rFonts w:ascii="Times New Roman" w:hAnsi="Times New Roman" w:cs="Times New Roman"/>
+          <w:sz w:val="26"/>
+          <w:szCs w:val="26"/>
+          <w:lang w:val="vi-VN"/>
+        </w:rPr>
+      </w:pPr>
+      <w:r>
+        <w:rPr>
+          <w:rFonts w:ascii="Times New Roman" w:hAnsi="Times New Roman" w:cs="Times New Roman"/>
+          <w:sz w:val="26"/>
+          <w:szCs w:val="26"/>
+          <w:lang w:val="vi-VN"/>
+        </w:rPr>
+        <w:t xml:space="preserve">  cupertino_icons: ^1.0.8</w:t>
+      </w:r>
+    </w:p>
+    <w:p>
+      <w:pPr>
+        <w:pStyle w:val="ListParagraph"/>
         <w:rPr>
           <w:rFonts w:ascii="Times New Roman" w:hAnsi="Times New Roman" w:cs="Times New Roman"/>
           <w:b/>
@@ -1322,28 +1346,38 @@
           <w:szCs w:val="26"/>
           <w:lang w:val="vi-VN"/>
         </w:rPr>
-        <w:t>Bước 2:</w:t>
-      </w:r>
-      <w:r>
-        <w:rPr>
-          <w:rFonts w:ascii="Times New Roman" w:hAnsi="Times New Roman" w:cs="Times New Roman"/>
-          <w:sz w:val="26"/>
-          <w:szCs w:val="26"/>
-          <w:lang w:val="vi-VN"/>
-        </w:rPr>
-        <w:t xml:space="preserve"> Khai báo danh sách quyền vào “</w:t>
-      </w:r>
-      <w:r>
-        <w:rPr>
-          <w:rFonts w:ascii="Times New Roman" w:hAnsi="Times New Roman" w:cs="Times New Roman"/>
-          <w:i/>
-          <w:iCs/>
-          <w:sz w:val="26"/>
-          <w:szCs w:val="26"/>
-          <w:lang w:val="vi-VN"/>
-        </w:rPr>
-        <w:t>AndroidManifest.xml</w:t>
-      </w:r>
+      </w:pPr>
+      <w:r>
+        <w:rPr>
+          <w:rFonts w:ascii="Times New Roman" w:hAnsi="Times New Roman" w:cs="Times New Roman"/>
+          <w:sz w:val="26"/>
+          <w:szCs w:val="26"/>
+          <w:lang w:val="vi-VN"/>
+        </w:rPr>
+        <w:t xml:space="preserve">  </w:t>
+      </w:r>
+      <w:r>
+        <w:rPr>
+          <w:rFonts w:ascii="Times New Roman" w:hAnsi="Times New Roman" w:cs="Times New Roman"/>
+          <w:b/>
+          <w:bCs/>
+          <w:sz w:val="26"/>
+          <w:szCs w:val="26"/>
+          <w:lang w:val="vi-VN"/>
+        </w:rPr>
+        <w:t>“đặt phần thư viện vào”</w:t>
+      </w:r>
+    </w:p>
+    <w:p>
+      <w:pPr>
+        <w:pStyle w:val="ListParagraph"/>
+        <w:rPr>
+          <w:rFonts w:ascii="Times New Roman" w:hAnsi="Times New Roman" w:cs="Times New Roman"/>
+          <w:sz w:val="26"/>
+          <w:szCs w:val="26"/>
+          <w:lang w:val="vi-VN"/>
+        </w:rPr>
+      </w:pPr>
       <w:r>
         <w:rPr>
           <w:rFonts w:ascii="Times New Roman" w:hAnsi="Times New Roman" w:cs="Times New Roman"/>
@@ -1375,25 +1409,37 @@
           <w:szCs w:val="26"/>
           <w:lang w:val="vi-VN"/>
         </w:rPr>
-        <w:t xml:space="preserve">Lấy trong </w:t>
-      </w:r>
-      <w:r>
-        <w:rPr>
-          <w:rFonts w:ascii="Times New Roman" w:hAnsi="Times New Roman" w:cs="Times New Roman"/>
-          <w:sz w:val="26"/>
-          <w:szCs w:val="26"/>
-          <w:lang w:val="vi-VN"/>
-        </w:rPr>
-        <w:t xml:space="preserve">file </w:t>
-      </w:r>
-      <w:r>
-        <w:rPr>
-          <w:rFonts w:ascii="Times New Roman" w:hAnsi="Times New Roman" w:cs="Times New Roman"/>
-          <w:sz w:val="26"/>
-          <w:szCs w:val="26"/>
-          <w:lang w:val="vi-VN"/>
-        </w:rPr>
-        <w:t>“</w:t>
+        <w:t xml:space="preserve">Tiếp theo, Nhấn Pub get </w:t>
+      </w:r>
+    </w:p>
+    <w:p>
+      <w:pPr>
+        <w:rPr>
+          <w:rFonts w:ascii="Times New Roman" w:hAnsi="Times New Roman" w:cs="Times New Roman"/>
+          <w:sz w:val="26"/>
+          <w:szCs w:val="26"/>
+          <w:lang w:val="vi-VN"/>
+        </w:rPr>
+      </w:pPr>
+      <w:r>
+        <w:rPr>
+          <w:rFonts w:ascii="Times New Roman" w:hAnsi="Times New Roman" w:cs="Times New Roman"/>
+          <w:b/>
+          <w:bCs/>
+          <w:sz w:val="26"/>
+          <w:szCs w:val="26"/>
+          <w:lang w:val="vi-VN"/>
+        </w:rPr>
+        <w:t>Bước 2:</w:t>
+      </w:r>
+      <w:r>
+        <w:rPr>
+          <w:rFonts w:ascii="Times New Roman" w:hAnsi="Times New Roman" w:cs="Times New Roman"/>
+          <w:sz w:val="26"/>
+          <w:szCs w:val="26"/>
+          <w:lang w:val="vi-VN"/>
+        </w:rPr>
+        <w:t xml:space="preserve"> Khai báo danh sách quyền vào “</w:t>
       </w:r>
       <w:r>
         <w:rPr>
@@ -1404,57 +1450,7 @@
           <w:szCs w:val="26"/>
           <w:lang w:val="vi-VN"/>
         </w:rPr>
-        <w:t>Máy B.docx</w:t>
-      </w:r>
-      <w:r>
-        <w:rPr>
-          <w:rFonts w:ascii="Times New Roman" w:hAnsi="Times New Roman" w:cs="Times New Roman"/>
-          <w:sz w:val="26"/>
-          <w:szCs w:val="26"/>
-          <w:lang w:val="vi-VN"/>
-        </w:rPr>
-        <w:t>”</w:t>
-      </w:r>
-    </w:p>
-    <w:p>
-      <w:pPr>
-        <w:rPr>
-          <w:rFonts w:ascii="Times New Roman" w:hAnsi="Times New Roman" w:cs="Times New Roman"/>
-          <w:sz w:val="26"/>
-          <w:szCs w:val="26"/>
-          <w:lang w:val="vi-VN"/>
-        </w:rPr>
-      </w:pPr>
-      <w:r>
-        <w:rPr>
-          <w:rFonts w:ascii="Times New Roman" w:hAnsi="Times New Roman" w:cs="Times New Roman"/>
-          <w:b/>
-          <w:bCs/>
-          <w:sz w:val="26"/>
-          <w:szCs w:val="26"/>
-          <w:lang w:val="vi-VN"/>
-        </w:rPr>
-        <w:t>Bước 3:</w:t>
-      </w:r>
-      <w:r>
-        <w:rPr>
-          <w:rFonts w:ascii="Times New Roman" w:hAnsi="Times New Roman" w:cs="Times New Roman"/>
-          <w:sz w:val="26"/>
-          <w:szCs w:val="26"/>
-          <w:lang w:val="vi-VN"/>
-        </w:rPr>
-        <w:t xml:space="preserve"> Tạo file “</w:t>
-      </w:r>
-      <w:r>
-        <w:rPr>
-          <w:rFonts w:ascii="Times New Roman" w:hAnsi="Times New Roman" w:cs="Times New Roman"/>
-          <w:i/>
-          <w:iCs/>
-          <w:sz w:val="26"/>
-          <w:szCs w:val="26"/>
-          <w:lang w:val="vi-VN"/>
-        </w:rPr>
-        <w:t>ScannerDeviceB.dart</w:t>
+        <w:t>AndroidManifest.xml</w:t>
       </w:r>
       <w:r>
         <w:rPr>
@@ -1480,15 +1476,14 @@
           <w:lang w:val="vi-VN"/>
         </w:rPr>
       </w:pPr>
-      <w:bookmarkStart w:id="0" w:name="_Hlk241595878"/>
-      <w:r>
-        <w:rPr>
-          <w:rFonts w:ascii="Times New Roman" w:hAnsi="Times New Roman" w:cs="Times New Roman"/>
-          <w:sz w:val="26"/>
-          <w:szCs w:val="26"/>
-          <w:lang w:val="vi-VN"/>
-        </w:rPr>
-        <w:t>Copy code trong file “</w:t>
+      <w:r>
+        <w:rPr>
+          <w:rFonts w:ascii="Times New Roman" w:hAnsi="Times New Roman" w:cs="Times New Roman"/>
+          <w:sz w:val="26"/>
+          <w:szCs w:val="26"/>
+          <w:lang w:val="vi-VN"/>
+        </w:rPr>
+        <w:t>Mở android -&gt; app -&gt; src -&gt;  main -&gt; “</w:t>
       </w:r>
       <w:r>
         <w:rPr>
@@ -1499,6 +1494,187 @@
           <w:szCs w:val="26"/>
           <w:lang w:val="vi-VN"/>
         </w:rPr>
+        <w:t>AndroidManifest.xml</w:t>
+      </w:r>
+      <w:r>
+        <w:rPr>
+          <w:rFonts w:ascii="Times New Roman" w:hAnsi="Times New Roman" w:cs="Times New Roman"/>
+          <w:sz w:val="26"/>
+          <w:szCs w:val="26"/>
+          <w:lang w:val="vi-VN"/>
+        </w:rPr>
+        <w:t>”</w:t>
+      </w:r>
+    </w:p>
+    <w:p>
+      <w:pPr>
+        <w:pStyle w:val="ListParagraph"/>
+        <w:numPr>
+          <w:ilvl w:val="0"/>
+          <w:numId w:val="2"/>
+        </w:numPr>
+        <w:rPr>
+          <w:rFonts w:ascii="Times New Roman" w:hAnsi="Times New Roman" w:cs="Times New Roman"/>
+          <w:sz w:val="26"/>
+          <w:szCs w:val="26"/>
+          <w:lang w:val="vi-VN"/>
+        </w:rPr>
+      </w:pPr>
+      <w:r>
+        <w:rPr>
+          <w:rFonts w:ascii="Times New Roman" w:hAnsi="Times New Roman" w:cs="Times New Roman"/>
+          <w:sz w:val="26"/>
+          <w:szCs w:val="26"/>
+          <w:lang w:val="vi-VN"/>
+        </w:rPr>
+        <w:t>Copy trong file “</w:t>
+      </w:r>
+      <w:r>
+        <w:rPr>
+          <w:rFonts w:ascii="Times New Roman" w:hAnsi="Times New Roman" w:cs="Times New Roman"/>
+          <w:i/>
+          <w:iCs/>
+          <w:sz w:val="26"/>
+          <w:szCs w:val="26"/>
+          <w:lang w:val="vi-VN"/>
+        </w:rPr>
+        <w:t xml:space="preserve">Máy </w:t>
+      </w:r>
+      <w:r>
+        <w:rPr>
+          <w:rFonts w:ascii="Times New Roman" w:hAnsi="Times New Roman" w:cs="Times New Roman"/>
+          <w:i/>
+          <w:iCs/>
+          <w:sz w:val="26"/>
+          <w:szCs w:val="26"/>
+          <w:lang w:val="vi-VN"/>
+        </w:rPr>
+        <w:t>A</w:t>
+      </w:r>
+      <w:r>
+        <w:rPr>
+          <w:rFonts w:ascii="Times New Roman" w:hAnsi="Times New Roman" w:cs="Times New Roman"/>
+          <w:i/>
+          <w:iCs/>
+          <w:sz w:val="26"/>
+          <w:szCs w:val="26"/>
+          <w:lang w:val="vi-VN"/>
+        </w:rPr>
+        <w:t>.docx</w:t>
+      </w:r>
+      <w:r>
+        <w:rPr>
+          <w:rFonts w:ascii="Times New Roman" w:hAnsi="Times New Roman" w:cs="Times New Roman"/>
+          <w:sz w:val="26"/>
+          <w:szCs w:val="26"/>
+          <w:lang w:val="vi-VN"/>
+        </w:rPr>
+        <w:t>” rồi paste vào “</w:t>
+      </w:r>
+      <w:r>
+        <w:rPr>
+          <w:rFonts w:ascii="Times New Roman" w:hAnsi="Times New Roman" w:cs="Times New Roman"/>
+          <w:i/>
+          <w:iCs/>
+          <w:sz w:val="26"/>
+          <w:szCs w:val="26"/>
+          <w:lang w:val="vi-VN"/>
+        </w:rPr>
+        <w:t>AndroidManifest.xml</w:t>
+      </w:r>
+      <w:r>
+        <w:rPr>
+          <w:rFonts w:ascii="Times New Roman" w:hAnsi="Times New Roman" w:cs="Times New Roman"/>
+          <w:sz w:val="26"/>
+          <w:szCs w:val="26"/>
+          <w:lang w:val="vi-VN"/>
+        </w:rPr>
+        <w:t>”. Đặt trên &lt;application&gt;</w:t>
+      </w:r>
+    </w:p>
+    <w:p>
+      <w:pPr>
+        <w:rPr>
+          <w:rFonts w:ascii="Times New Roman" w:hAnsi="Times New Roman" w:cs="Times New Roman"/>
+          <w:sz w:val="26"/>
+          <w:szCs w:val="26"/>
+          <w:lang w:val="vi-VN"/>
+        </w:rPr>
+      </w:pPr>
+      <w:r>
+        <w:rPr>
+          <w:rFonts w:ascii="Times New Roman" w:hAnsi="Times New Roman" w:cs="Times New Roman"/>
+          <w:b/>
+          <w:bCs/>
+          <w:sz w:val="26"/>
+          <w:szCs w:val="26"/>
+          <w:lang w:val="vi-VN"/>
+        </w:rPr>
+        <w:t>Bước 3:</w:t>
+      </w:r>
+      <w:r>
+        <w:rPr>
+          <w:rFonts w:ascii="Times New Roman" w:hAnsi="Times New Roman" w:cs="Times New Roman"/>
+          <w:sz w:val="26"/>
+          <w:szCs w:val="26"/>
+          <w:lang w:val="vi-VN"/>
+        </w:rPr>
+        <w:t xml:space="preserve"> Tạo file “</w:t>
+      </w:r>
+      <w:r>
+        <w:rPr>
+          <w:rFonts w:ascii="Times New Roman" w:hAnsi="Times New Roman" w:cs="Times New Roman"/>
+          <w:i/>
+          <w:iCs/>
+          <w:sz w:val="26"/>
+          <w:szCs w:val="26"/>
+          <w:lang w:val="vi-VN"/>
+        </w:rPr>
+        <w:t>ScannerDeviceB.dart</w:t>
+      </w:r>
+      <w:r>
+        <w:rPr>
+          <w:rFonts w:ascii="Times New Roman" w:hAnsi="Times New Roman" w:cs="Times New Roman"/>
+          <w:sz w:val="26"/>
+          <w:szCs w:val="26"/>
+          <w:lang w:val="vi-VN"/>
+        </w:rPr>
+        <w:t>”</w:t>
+      </w:r>
+    </w:p>
+    <w:p>
+      <w:pPr>
+        <w:pStyle w:val="ListParagraph"/>
+        <w:numPr>
+          <w:ilvl w:val="0"/>
+          <w:numId w:val="2"/>
+        </w:numPr>
+        <w:rPr>
+          <w:rFonts w:ascii="Times New Roman" w:hAnsi="Times New Roman" w:cs="Times New Roman"/>
+          <w:sz w:val="26"/>
+          <w:szCs w:val="26"/>
+          <w:lang w:val="vi-VN"/>
+        </w:rPr>
+      </w:pPr>
+      <w:bookmarkStart w:id="0" w:name="_Hlk241595878"/>
+      <w:r>
+        <w:rPr>
+          <w:rFonts w:ascii="Times New Roman" w:hAnsi="Times New Roman" w:cs="Times New Roman"/>
+          <w:sz w:val="26"/>
+          <w:szCs w:val="26"/>
+          <w:lang w:val="vi-VN"/>
+        </w:rPr>
+        <w:t>Copy code trong file “</w:t>
+      </w:r>
+      <w:r>
+        <w:rPr>
+          <w:rFonts w:ascii="Times New Roman" w:hAnsi="Times New Roman" w:cs="Times New Roman"/>
+          <w:i/>
+          <w:iCs/>
+          <w:sz w:val="26"/>
+          <w:szCs w:val="26"/>
+          <w:lang w:val="vi-VN"/>
+        </w:rPr>
         <w:t>Máy B.docx</w:t>
       </w:r>
       <w:r>
@@ -1518,16 +1694,7 @@
           <w:szCs w:val="26"/>
           <w:lang w:val="vi-VN"/>
         </w:rPr>
-        <w:t xml:space="preserve">file </w:t>
-      </w:r>
-      <w:r>
-        <w:rPr>
-          <w:rFonts w:ascii="Times New Roman" w:hAnsi="Times New Roman" w:cs="Times New Roman"/>
-          <w:sz w:val="26"/>
-          <w:szCs w:val="26"/>
-          <w:lang w:val="vi-VN"/>
-        </w:rPr>
-        <w:t>“</w:t>
+        <w:t>file “</w:t>
       </w:r>
       <w:r>
         <w:rPr>

--- a/HƯỚNG DẪN CÀI ĐẶT.docx
+++ b/HƯỚNG DẪN CÀI ĐẶT.docx
@@ -518,16 +518,7 @@
           <w:szCs w:val="26"/>
           <w:lang w:val="vi-VN"/>
         </w:rPr>
-        <w:t xml:space="preserve">Mở android -&gt; app -&gt; src -&gt;  main -&gt; </w:t>
-      </w:r>
-      <w:r>
-        <w:rPr>
-          <w:rFonts w:ascii="Times New Roman" w:hAnsi="Times New Roman" w:cs="Times New Roman"/>
-          <w:sz w:val="26"/>
-          <w:szCs w:val="26"/>
-          <w:lang w:val="vi-VN"/>
-        </w:rPr>
-        <w:t>“</w:t>
+        <w:t>Mở android -&gt; app -&gt; src -&gt;  main -&gt; “</w:t>
       </w:r>
       <w:r>
         <w:rPr>
@@ -631,16 +622,7 @@
           <w:szCs w:val="26"/>
           <w:lang w:val="vi-VN"/>
         </w:rPr>
-        <w:t xml:space="preserve"> rồi paste vào </w:t>
-      </w:r>
-      <w:r>
-        <w:rPr>
-          <w:rFonts w:ascii="Times New Roman" w:hAnsi="Times New Roman" w:cs="Times New Roman"/>
-          <w:sz w:val="26"/>
-          <w:szCs w:val="26"/>
-          <w:lang w:val="vi-VN"/>
-        </w:rPr>
-        <w:t>“</w:t>
+        <w:t xml:space="preserve"> rồi paste vào “</w:t>
       </w:r>
       <w:r>
         <w:rPr>
@@ -660,16 +642,7 @@
           <w:szCs w:val="26"/>
           <w:lang w:val="vi-VN"/>
         </w:rPr>
-        <w:t>”</w:t>
-      </w:r>
-      <w:r>
-        <w:rPr>
-          <w:rFonts w:ascii="Times New Roman" w:hAnsi="Times New Roman" w:cs="Times New Roman"/>
-          <w:sz w:val="26"/>
-          <w:szCs w:val="26"/>
-          <w:lang w:val="vi-VN"/>
-        </w:rPr>
-        <w:t>. Đặt trên &lt;application&gt;</w:t>
+        <w:t>”. Đặt trên &lt;application&gt;</w:t>
       </w:r>
     </w:p>
     <w:p>
@@ -690,27 +663,360 @@
           <w:szCs w:val="26"/>
           <w:lang w:val="vi-VN"/>
         </w:rPr>
-        <w:t>Bước 3:</w:t>
-      </w:r>
-      <w:r>
-        <w:rPr>
-          <w:rFonts w:ascii="Times New Roman" w:hAnsi="Times New Roman" w:cs="Times New Roman"/>
-          <w:sz w:val="26"/>
-          <w:szCs w:val="26"/>
-          <w:lang w:val="vi-VN"/>
-        </w:rPr>
-        <w:t xml:space="preserve"> Tạo file “</w:t>
-      </w:r>
-      <w:r>
-        <w:rPr>
-          <w:rFonts w:ascii="Times New Roman" w:hAnsi="Times New Roman" w:cs="Times New Roman"/>
-          <w:i/>
-          <w:iCs/>
-          <w:sz w:val="26"/>
-          <w:szCs w:val="26"/>
-          <w:lang w:val="vi-VN"/>
-        </w:rPr>
-        <w:t>ServerDeviceA.dart</w:t>
+        <w:t xml:space="preserve">Bước </w:t>
+      </w:r>
+      <w:r>
+        <w:rPr>
+          <w:rFonts w:ascii="Times New Roman" w:hAnsi="Times New Roman" w:cs="Times New Roman"/>
+          <w:b/>
+          <w:bCs/>
+          <w:sz w:val="26"/>
+          <w:szCs w:val="26"/>
+          <w:lang w:val="vi-VN"/>
+        </w:rPr>
+        <w:t>3</w:t>
+      </w:r>
+      <w:r>
+        <w:rPr>
+          <w:rFonts w:ascii="Times New Roman" w:hAnsi="Times New Roman" w:cs="Times New Roman"/>
+          <w:b/>
+          <w:bCs/>
+          <w:sz w:val="26"/>
+          <w:szCs w:val="26"/>
+          <w:lang w:val="vi-VN"/>
+        </w:rPr>
+        <w:t>:</w:t>
+      </w:r>
+      <w:r>
+        <w:rPr>
+          <w:rFonts w:ascii="Times New Roman" w:hAnsi="Times New Roman" w:cs="Times New Roman"/>
+          <w:b/>
+          <w:bCs/>
+          <w:sz w:val="26"/>
+          <w:szCs w:val="26"/>
+          <w:lang w:val="vi-VN"/>
+        </w:rPr>
+        <w:t xml:space="preserve">  </w:t>
+      </w:r>
+      <w:r>
+        <w:rPr>
+          <w:rFonts w:ascii="Times New Roman" w:hAnsi="Times New Roman" w:cs="Times New Roman"/>
+          <w:sz w:val="26"/>
+          <w:szCs w:val="26"/>
+          <w:lang w:val="vi-VN"/>
+        </w:rPr>
+        <w:t>T</w:t>
+      </w:r>
+      <w:r>
+        <w:rPr>
+          <w:rFonts w:ascii="Times New Roman" w:hAnsi="Times New Roman" w:cs="Times New Roman"/>
+          <w:sz w:val="26"/>
+          <w:szCs w:val="26"/>
+          <w:lang w:val="vi-VN"/>
+        </w:rPr>
+        <w:t>ạo</w:t>
+      </w:r>
+      <w:r>
+        <w:rPr>
+          <w:rFonts w:ascii="Times New Roman" w:hAnsi="Times New Roman" w:cs="Times New Roman"/>
+          <w:sz w:val="26"/>
+          <w:szCs w:val="26"/>
+          <w:lang w:val="vi-VN"/>
+        </w:rPr>
+        <w:t xml:space="preserve"> các</w:t>
+      </w:r>
+      <w:r>
+        <w:rPr>
+          <w:rFonts w:ascii="Times New Roman" w:hAnsi="Times New Roman" w:cs="Times New Roman"/>
+          <w:sz w:val="26"/>
+          <w:szCs w:val="26"/>
+          <w:lang w:val="vi-VN"/>
+        </w:rPr>
+        <w:t xml:space="preserve"> </w:t>
+      </w:r>
+      <w:r>
+        <w:rPr>
+          <w:rFonts w:ascii="Times New Roman" w:hAnsi="Times New Roman" w:cs="Times New Roman"/>
+          <w:sz w:val="26"/>
+          <w:szCs w:val="26"/>
+          <w:lang w:val="vi-VN"/>
+        </w:rPr>
+        <w:t>file: “</w:t>
+      </w:r>
+      <w:r>
+        <w:rPr>
+          <w:rFonts w:ascii="Times New Roman" w:hAnsi="Times New Roman" w:cs="Times New Roman"/>
+          <w:i/>
+          <w:iCs/>
+          <w:sz w:val="26"/>
+          <w:szCs w:val="26"/>
+          <w:lang w:val="vi-VN"/>
+        </w:rPr>
+        <w:t>AddEmployeeScreen.</w:t>
+      </w:r>
+      <w:r>
+        <w:rPr>
+          <w:rFonts w:ascii="Times New Roman" w:hAnsi="Times New Roman" w:cs="Times New Roman"/>
+          <w:i/>
+          <w:iCs/>
+          <w:sz w:val="26"/>
+          <w:szCs w:val="26"/>
+          <w:lang w:val="vi-VN"/>
+        </w:rPr>
+        <w:t xml:space="preserve">dart, </w:t>
+      </w:r>
+      <w:r>
+        <w:rPr>
+          <w:rFonts w:ascii="Times New Roman" w:hAnsi="Times New Roman" w:cs="Times New Roman"/>
+          <w:i/>
+          <w:iCs/>
+          <w:sz w:val="26"/>
+          <w:szCs w:val="26"/>
+          <w:lang w:val="vi-VN"/>
+        </w:rPr>
+        <w:t>AttendanceScreen.</w:t>
+      </w:r>
+      <w:r>
+        <w:rPr>
+          <w:rFonts w:ascii="Times New Roman" w:hAnsi="Times New Roman" w:cs="Times New Roman"/>
+          <w:i/>
+          <w:iCs/>
+          <w:sz w:val="26"/>
+          <w:szCs w:val="26"/>
+          <w:lang w:val="vi-VN"/>
+        </w:rPr>
+        <w:t xml:space="preserve">dart, </w:t>
+      </w:r>
+      <w:r>
+        <w:rPr>
+          <w:rFonts w:ascii="Times New Roman" w:hAnsi="Times New Roman" w:cs="Times New Roman"/>
+          <w:i/>
+          <w:iCs/>
+          <w:sz w:val="26"/>
+          <w:szCs w:val="26"/>
+          <w:lang w:val="vi-VN"/>
+        </w:rPr>
+        <w:t>Blueto</w:t>
+      </w:r>
+      <w:r>
+        <w:rPr>
+          <w:rFonts w:ascii="Times New Roman" w:hAnsi="Times New Roman" w:cs="Times New Roman"/>
+          <w:i/>
+          <w:iCs/>
+          <w:sz w:val="26"/>
+          <w:szCs w:val="26"/>
+          <w:lang w:val="vi-VN"/>
+        </w:rPr>
+        <w:t>othService.dart</w:t>
+      </w:r>
+      <w:r>
+        <w:rPr>
+          <w:rFonts w:ascii="Times New Roman" w:hAnsi="Times New Roman" w:cs="Times New Roman"/>
+          <w:i/>
+          <w:iCs/>
+          <w:sz w:val="26"/>
+          <w:szCs w:val="26"/>
+          <w:lang w:val="vi-VN"/>
+        </w:rPr>
+        <w:t>,</w:t>
+      </w:r>
+      <w:r>
+        <w:rPr>
+          <w:rFonts w:ascii="Times New Roman" w:hAnsi="Times New Roman" w:cs="Times New Roman"/>
+          <w:i/>
+          <w:iCs/>
+          <w:sz w:val="26"/>
+          <w:szCs w:val="26"/>
+          <w:lang w:val="vi-VN"/>
+        </w:rPr>
+        <w:t xml:space="preserve"> </w:t>
+      </w:r>
+      <w:r>
+        <w:rPr>
+          <w:rFonts w:ascii="Times New Roman" w:hAnsi="Times New Roman" w:cs="Times New Roman"/>
+          <w:i/>
+          <w:iCs/>
+          <w:sz w:val="26"/>
+          <w:szCs w:val="26"/>
+          <w:lang w:val="vi-VN"/>
+        </w:rPr>
+        <w:t xml:space="preserve"> </w:t>
+      </w:r>
+      <w:r>
+        <w:rPr>
+          <w:rFonts w:ascii="Times New Roman" w:hAnsi="Times New Roman" w:cs="Times New Roman"/>
+          <w:i/>
+          <w:iCs/>
+          <w:sz w:val="26"/>
+          <w:szCs w:val="26"/>
+          <w:lang w:val="vi-VN"/>
+        </w:rPr>
+        <w:t>CommonWidgets.</w:t>
+      </w:r>
+      <w:r>
+        <w:rPr>
+          <w:rFonts w:ascii="Times New Roman" w:hAnsi="Times New Roman" w:cs="Times New Roman"/>
+          <w:i/>
+          <w:iCs/>
+          <w:sz w:val="26"/>
+          <w:szCs w:val="26"/>
+          <w:lang w:val="vi-VN"/>
+        </w:rPr>
+        <w:t xml:space="preserve">dart, </w:t>
+      </w:r>
+      <w:r>
+        <w:rPr>
+          <w:rFonts w:ascii="Times New Roman" w:hAnsi="Times New Roman" w:cs="Times New Roman"/>
+          <w:i/>
+          <w:iCs/>
+          <w:sz w:val="26"/>
+          <w:szCs w:val="26"/>
+          <w:lang w:val="vi-VN"/>
+        </w:rPr>
+        <w:t>DeleteEmployeeScreen.</w:t>
+      </w:r>
+      <w:r>
+        <w:rPr>
+          <w:rFonts w:ascii="Times New Roman" w:hAnsi="Times New Roman" w:cs="Times New Roman"/>
+          <w:i/>
+          <w:iCs/>
+          <w:sz w:val="26"/>
+          <w:szCs w:val="26"/>
+          <w:lang w:val="vi-VN"/>
+        </w:rPr>
+        <w:t xml:space="preserve">dart, </w:t>
+      </w:r>
+      <w:r>
+        <w:rPr>
+          <w:rFonts w:ascii="Times New Roman" w:hAnsi="Times New Roman" w:cs="Times New Roman"/>
+          <w:i/>
+          <w:iCs/>
+          <w:sz w:val="26"/>
+          <w:szCs w:val="26"/>
+          <w:lang w:val="vi-VN"/>
+        </w:rPr>
+        <w:t>EditEmployeeScreen.</w:t>
+      </w:r>
+      <w:r>
+        <w:rPr>
+          <w:rFonts w:ascii="Times New Roman" w:hAnsi="Times New Roman" w:cs="Times New Roman"/>
+          <w:i/>
+          <w:iCs/>
+          <w:sz w:val="26"/>
+          <w:szCs w:val="26"/>
+          <w:lang w:val="vi-VN"/>
+        </w:rPr>
+        <w:t xml:space="preserve">dart, </w:t>
+      </w:r>
+      <w:r>
+        <w:rPr>
+          <w:rFonts w:ascii="Times New Roman" w:hAnsi="Times New Roman" w:cs="Times New Roman"/>
+          <w:i/>
+          <w:iCs/>
+          <w:sz w:val="26"/>
+          <w:szCs w:val="26"/>
+          <w:lang w:val="vi-VN"/>
+        </w:rPr>
+        <w:t>EmployeeRepository.</w:t>
+      </w:r>
+      <w:r>
+        <w:rPr>
+          <w:rFonts w:ascii="Times New Roman" w:hAnsi="Times New Roman" w:cs="Times New Roman"/>
+          <w:i/>
+          <w:iCs/>
+          <w:sz w:val="26"/>
+          <w:szCs w:val="26"/>
+          <w:lang w:val="vi-VN"/>
+        </w:rPr>
+        <w:t xml:space="preserve">dart, </w:t>
+      </w:r>
+      <w:r>
+        <w:rPr>
+          <w:rFonts w:ascii="Times New Roman" w:hAnsi="Times New Roman" w:cs="Times New Roman"/>
+          <w:i/>
+          <w:iCs/>
+          <w:sz w:val="26"/>
+          <w:szCs w:val="26"/>
+          <w:lang w:val="vi-VN"/>
+        </w:rPr>
+        <w:t>HomeScreen.</w:t>
+      </w:r>
+      <w:r>
+        <w:rPr>
+          <w:rFonts w:ascii="Times New Roman" w:hAnsi="Times New Roman" w:cs="Times New Roman"/>
+          <w:i/>
+          <w:iCs/>
+          <w:sz w:val="26"/>
+          <w:szCs w:val="26"/>
+          <w:lang w:val="vi-VN"/>
+        </w:rPr>
+        <w:t xml:space="preserve">dart, </w:t>
+      </w:r>
+      <w:r>
+        <w:rPr>
+          <w:rFonts w:ascii="Times New Roman" w:hAnsi="Times New Roman" w:cs="Times New Roman"/>
+          <w:i/>
+          <w:iCs/>
+          <w:sz w:val="26"/>
+          <w:szCs w:val="26"/>
+          <w:lang w:val="vi-VN"/>
+        </w:rPr>
+        <w:t>MonthlyReportScreen.</w:t>
+      </w:r>
+      <w:r>
+        <w:rPr>
+          <w:rFonts w:ascii="Times New Roman" w:hAnsi="Times New Roman" w:cs="Times New Roman"/>
+          <w:i/>
+          <w:iCs/>
+          <w:sz w:val="26"/>
+          <w:szCs w:val="26"/>
+          <w:lang w:val="vi-VN"/>
+        </w:rPr>
+        <w:t xml:space="preserve">dart, </w:t>
+      </w:r>
+      <w:r>
+        <w:rPr>
+          <w:rFonts w:ascii="Times New Roman" w:hAnsi="Times New Roman" w:cs="Times New Roman"/>
+          <w:i/>
+          <w:iCs/>
+          <w:sz w:val="26"/>
+          <w:szCs w:val="26"/>
+          <w:lang w:val="vi-VN"/>
+        </w:rPr>
+        <w:t>ScheduleSettingsScreen.</w:t>
+      </w:r>
+      <w:r>
+        <w:rPr>
+          <w:rFonts w:ascii="Times New Roman" w:hAnsi="Times New Roman" w:cs="Times New Roman"/>
+          <w:i/>
+          <w:iCs/>
+          <w:sz w:val="26"/>
+          <w:szCs w:val="26"/>
+          <w:lang w:val="vi-VN"/>
+        </w:rPr>
+        <w:t xml:space="preserve">dart, </w:t>
+      </w:r>
+      <w:r>
+        <w:rPr>
+          <w:rFonts w:ascii="Times New Roman" w:hAnsi="Times New Roman" w:cs="Times New Roman"/>
+          <w:i/>
+          <w:iCs/>
+          <w:sz w:val="26"/>
+          <w:szCs w:val="26"/>
+          <w:lang w:val="vi-VN"/>
+        </w:rPr>
+        <w:t>WorkSchedule.</w:t>
+      </w:r>
+      <w:r>
+        <w:rPr>
+          <w:rFonts w:ascii="Times New Roman" w:hAnsi="Times New Roman" w:cs="Times New Roman"/>
+          <w:i/>
+          <w:iCs/>
+          <w:sz w:val="26"/>
+          <w:szCs w:val="26"/>
+          <w:lang w:val="vi-VN"/>
+        </w:rPr>
+        <w:t>dart</w:t>
       </w:r>
       <w:r>
         <w:rPr>
@@ -754,49 +1060,7 @@
           <w:szCs w:val="26"/>
           <w:lang w:val="vi-VN"/>
         </w:rPr>
-        <w:t xml:space="preserve">Máy </w:t>
-      </w:r>
-      <w:r>
-        <w:rPr>
-          <w:rFonts w:ascii="Times New Roman" w:hAnsi="Times New Roman" w:cs="Times New Roman"/>
-          <w:i/>
-          <w:iCs/>
-          <w:sz w:val="26"/>
-          <w:szCs w:val="26"/>
-          <w:lang w:val="vi-VN"/>
-        </w:rPr>
-        <w:t>A</w:t>
-      </w:r>
-      <w:r>
-        <w:rPr>
-          <w:rFonts w:ascii="Times New Roman" w:hAnsi="Times New Roman" w:cs="Times New Roman"/>
-          <w:i/>
-          <w:iCs/>
-          <w:sz w:val="26"/>
-          <w:szCs w:val="26"/>
-          <w:lang w:val="vi-VN"/>
-        </w:rPr>
-        <w:t>.docx</w:t>
-      </w:r>
-      <w:r>
-        <w:rPr>
-          <w:rFonts w:ascii="Times New Roman" w:hAnsi="Times New Roman" w:cs="Times New Roman"/>
-          <w:sz w:val="26"/>
-          <w:szCs w:val="26"/>
-          <w:lang w:val="vi-VN"/>
-        </w:rPr>
-        <w:t>” rồi paste vào file “</w:t>
-      </w:r>
-      <w:r>
-        <w:rPr>
-          <w:rFonts w:ascii="Times New Roman" w:hAnsi="Times New Roman" w:cs="Times New Roman"/>
-          <w:i/>
-          <w:iCs/>
-          <w:sz w:val="26"/>
-          <w:szCs w:val="26"/>
-          <w:lang w:val="vi-VN"/>
-        </w:rPr>
-        <w:t>ServerDeviceA.dart</w:t>
+        <w:t>Máy A.docx</w:t>
       </w:r>
       <w:r>
         <w:rPr>
@@ -806,6 +1070,15 @@
           <w:lang w:val="vi-VN"/>
         </w:rPr>
         <w:t>”</w:t>
+      </w:r>
+      <w:r>
+        <w:rPr>
+          <w:rFonts w:ascii="Times New Roman" w:hAnsi="Times New Roman" w:cs="Times New Roman"/>
+          <w:sz w:val="26"/>
+          <w:szCs w:val="26"/>
+          <w:lang w:val="vi-VN"/>
+        </w:rPr>
+        <w:t xml:space="preserve"> rồi paste vào các file trên.</w:t>
       </w:r>
     </w:p>
     <w:p>
@@ -826,7 +1099,29 @@
           <w:szCs w:val="26"/>
           <w:lang w:val="vi-VN"/>
         </w:rPr>
-        <w:t>Bước 4:</w:t>
+        <w:t xml:space="preserve">Bước </w:t>
+      </w:r>
+      <w:r>
+        <w:rPr>
+          <w:rFonts w:ascii="Times New Roman" w:hAnsi="Times New Roman" w:cs="Times New Roman"/>
+          <w:b/>
+          <w:bCs/>
+          <w:sz w:val="26"/>
+          <w:szCs w:val="26"/>
+          <w:lang w:val="vi-VN"/>
+        </w:rPr>
+        <w:t>4</w:t>
+      </w:r>
+      <w:r>
+        <w:rPr>
+          <w:rFonts w:ascii="Times New Roman" w:hAnsi="Times New Roman" w:cs="Times New Roman"/>
+          <w:b/>
+          <w:bCs/>
+          <w:sz w:val="26"/>
+          <w:szCs w:val="26"/>
+          <w:lang w:val="vi-VN"/>
+        </w:rPr>
+        <w:t>:</w:t>
       </w:r>
       <w:r>
         <w:rPr>
@@ -915,7 +1210,27 @@
           <w:szCs w:val="26"/>
           <w:lang w:val="vi-VN"/>
         </w:rPr>
-        <w:t>file “main.dart”</w:t>
+        <w:t>file “</w:t>
+      </w:r>
+      <w:r>
+        <w:rPr>
+          <w:rFonts w:ascii="Times New Roman" w:hAnsi="Times New Roman" w:cs="Times New Roman"/>
+          <w:i/>
+          <w:iCs/>
+          <w:sz w:val="26"/>
+          <w:szCs w:val="26"/>
+          <w:lang w:val="vi-VN"/>
+        </w:rPr>
+        <w:t>main.dart</w:t>
+      </w:r>
+      <w:r>
+        <w:rPr>
+          <w:rFonts w:ascii="Times New Roman" w:hAnsi="Times New Roman" w:cs="Times New Roman"/>
+          <w:sz w:val="26"/>
+          <w:szCs w:val="26"/>
+          <w:lang w:val="vi-VN"/>
+        </w:rPr>
+        <w:t>”</w:t>
       </w:r>
     </w:p>
     <w:p>
@@ -987,9 +1302,7 @@
           <w:lang w:val="vi-VN"/>
         </w:rPr>
       </w:pPr>
-    </w:p>
-    <w:p>
-      <w:pPr>
+      <w:r>
         <w:rPr>
           <w:rFonts w:ascii="Times New Roman" w:hAnsi="Times New Roman" w:cs="Times New Roman"/>
           <w:b/>
@@ -998,40 +1311,7 @@
           <w:szCs w:val="26"/>
           <w:lang w:val="vi-VN"/>
         </w:rPr>
-      </w:pPr>
-    </w:p>
-    <w:p>
-      <w:pPr>
-        <w:rPr>
-          <w:rFonts w:ascii="Times New Roman" w:hAnsi="Times New Roman" w:cs="Times New Roman"/>
-          <w:b/>
-          <w:bCs/>
-          <w:sz w:val="26"/>
-          <w:szCs w:val="26"/>
-          <w:lang w:val="vi-VN"/>
-        </w:rPr>
-      </w:pPr>
-    </w:p>
-    <w:p>
-      <w:pPr>
-        <w:rPr>
-          <w:rFonts w:ascii="Times New Roman" w:hAnsi="Times New Roman" w:cs="Times New Roman"/>
-          <w:b/>
-          <w:bCs/>
-          <w:sz w:val="26"/>
-          <w:szCs w:val="26"/>
-          <w:lang w:val="vi-VN"/>
-        </w:rPr>
-      </w:pPr>
-      <w:r>
-        <w:rPr>
-          <w:rFonts w:ascii="Times New Roman" w:hAnsi="Times New Roman" w:cs="Times New Roman"/>
-          <w:b/>
-          <w:bCs/>
-          <w:sz w:val="26"/>
-          <w:szCs w:val="26"/>
-          <w:lang w:val="vi-VN"/>
-        </w:rPr>
+        <w:lastRenderedPageBreak/>
         <w:t>MÁY B</w:t>
       </w:r>
     </w:p>
@@ -1549,7 +1829,7 @@
           <w:szCs w:val="26"/>
           <w:lang w:val="vi-VN"/>
         </w:rPr>
-        <w:t>A</w:t>
+        <w:t>B</w:t>
       </w:r>
       <w:r>
         <w:rPr>
